--- a/testakten/verlagsredaktion-morgenlage-fachverlag/03_autorenkommunikation_rueckstaende.docx
+++ b/testakten/verlagsredaktion-morgenlage-fachverlag/03_autorenkommunikation_rueckstaende.docx
@@ -37,7 +37,7 @@
         <w:jc w:val="left"/>
       </w:pPr>
       <w:r>
-        <w:t>Von:      m.klee@mf-fachmedien.test</w:t>
+        <w:t>Von:      m.klee@mf-fachmedien.de</w:t>
       </w:r>
     </w:p>
     <w:p>
@@ -45,7 +45,7 @@
         <w:jc w:val="left"/>
       </w:pPr>
       <w:r>
-        <w:t>An:       ada.seidenpfennig@uni-augsburg.test</w:t>
+        <w:t>An:       ada.seidenpfennig@uni-augsburg.de</w:t>
       </w:r>
     </w:p>
     <w:p>
@@ -53,7 +53,7 @@
         <w:jc w:val="left"/>
       </w:pPr>
       <w:r>
-        <w:t>Cc:       redaktion-jura@mf-fachmedien.test</w:t>
+        <w:t>Cc:       redaktion-jura@mf-fachmedien.de</w:t>
       </w:r>
     </w:p>
     <w:p>
@@ -228,7 +228,7 @@
         <w:jc w:val="left"/>
       </w:pPr>
       <w:r>
-        <w:t>Von:      m.klee@mf-fachmedien.test</w:t>
+        <w:t>Von:      m.klee@mf-fachmedien.de</w:t>
       </w:r>
     </w:p>
     <w:p>
@@ -236,7 +236,7 @@
         <w:jc w:val="left"/>
       </w:pPr>
       <w:r>
-        <w:t>An:       benedict.rabenau@rabenau-reumont.test</w:t>
+        <w:t>An:       benedict.rabenau@rabenau-reumont.de</w:t>
       </w:r>
     </w:p>
     <w:p>
@@ -360,7 +360,7 @@
         <w:jc w:val="left"/>
       </w:pPr>
       <w:r>
-        <w:t>Von:      m.klee@mf-fachmedien.test</w:t>
+        <w:t>Von:      m.klee@mf-fachmedien.de</w:t>
       </w:r>
     </w:p>
     <w:p>
@@ -368,7 +368,7 @@
         <w:jc w:val="left"/>
       </w:pPr>
       <w:r>
-        <w:t>An:       wendt@bucerius-law-school.test, krug@bucerius-law-school.test</w:t>
+        <w:t>An:       wendt@bucerius-law-school.de, krug@bucerius-law-school.de</w:t>
       </w:r>
     </w:p>
     <w:p>
